--- a/SyncDocs_ProductBrief.docx
+++ b/SyncDocs_ProductBrief.docx
@@ -66,7 +66,7 @@
           <w:sz w:val="24"/>
           <w:szCs w:val="24"/>
         </w:rPr>
-        <w:t xml:space="preserve">Unified documentation, code, and team workflow — always in sync</w:t>
+        <w:t xml:space="preserve">From first idea to living codebase.</w:t>
       </w:r>
     </w:p>
     <w:p>
